--- a/zht/docx/051.content.docx
+++ b/zht/docx/051.content.docx
@@ -393,90 +393,66 @@
           <w:lang w:val="zh_TW" w:bidi="zh_TW"/>
         </w:rPr>
       </w:r>
-      <w:hyperlink r:id="rId13">
-        <w:r>
-          <w:rPr>
-            <w:lang w:val="zh_TW" w:bidi="zh_TW"/>
-          </w:rPr>
-          <w:rPr>
-            <w:color w:val="0000EE"/>
-            <w:u w:val="single"/>
-          </w:rPr>
-          <w:t>哥林多前書1:3</w:t>
-        </w:r>
-      </w:hyperlink>
-    </w:p>
-    <w:p>
-      <w:pPr>
-        <w:pStyle w:val="ListBullet"/>
-        <w:spacing w:line="240" w:lineRule="auto"/>
-        <w:ind w:left="720"/>
-      </w:pPr>
-      <w:r>
-        <w:rPr>
-          <w:lang w:val="zh_TW" w:bidi="zh_TW"/>
-        </w:rPr>
-      </w:r>
-      <w:hyperlink r:id="rId14">
-        <w:r>
-          <w:rPr>
-            <w:lang w:val="zh_TW" w:bidi="zh_TW"/>
-          </w:rPr>
-          <w:rPr>
-            <w:color w:val="0000EE"/>
-            <w:u w:val="single"/>
-          </w:rPr>
-          <w:t>哥林多後書591201:23–24</w:t>
-        </w:r>
-      </w:hyperlink>
-    </w:p>
-    <w:p>
-      <w:pPr>
-        <w:pStyle w:val="ListBullet"/>
-        <w:spacing w:line="240" w:lineRule="auto"/>
-        <w:ind w:left="720"/>
-      </w:pPr>
-      <w:r>
-        <w:rPr>
-          <w:lang w:val="zh_TW" w:bidi="zh_TW"/>
-        </w:rPr>
-      </w:r>
-      <w:hyperlink r:id="rId15">
-        <w:r>
-          <w:rPr>
-            <w:lang w:val="zh_TW" w:bidi="zh_TW"/>
-          </w:rPr>
-          <w:rPr>
-            <w:color w:val="0000EE"/>
-            <w:u w:val="single"/>
-          </w:rPr>
-          <w:t>提摩太後書4:19–22</w:t>
-        </w:r>
-      </w:hyperlink>
-    </w:p>
-    <w:p>
-      <w:pPr>
-        <w:pStyle w:val="ListBullet"/>
-        <w:spacing w:line="240" w:lineRule="auto"/>
-        <w:ind w:left="720"/>
-      </w:pPr>
-      <w:r>
-        <w:rPr>
-          <w:lang w:val="zh_TW" w:bidi="zh_TW"/>
-        </w:rPr>
-      </w:r>
-      <w:hyperlink r:id="rId16">
-        <w:r>
-          <w:rPr>
-            <w:lang w:val="zh_TW" w:bidi="zh_TW"/>
-          </w:rPr>
-          <w:rPr>
-            <w:color w:val="0000EE"/>
-            <w:u w:val="single"/>
-          </w:rPr>
-          <w:t>使徒行傳18:1</w:t>
-        </w:r>
-      </w:hyperlink>
+      <w:r>
+        <w:rPr>
+          <w:lang w:val="zh_TW" w:bidi="zh_TW"/>
+        </w:rPr>
+        <w:t>哥林多前書1:3</w:t>
+      </w:r>
+    </w:p>
+    <w:p>
+      <w:pPr>
+        <w:pStyle w:val="ListBullet"/>
+        <w:spacing w:line="240" w:lineRule="auto"/>
+        <w:ind w:left="720"/>
+      </w:pPr>
+      <w:r>
+        <w:rPr>
+          <w:lang w:val="zh_TW" w:bidi="zh_TW"/>
+        </w:rPr>
+      </w:r>
+      <w:r>
+        <w:rPr>
+          <w:lang w:val="zh_TW" w:bidi="zh_TW"/>
+        </w:rPr>
+        <w:t>哥林多後書591201:23–24</w:t>
+      </w:r>
+    </w:p>
+    <w:p>
+      <w:pPr>
+        <w:pStyle w:val="ListBullet"/>
+        <w:spacing w:line="240" w:lineRule="auto"/>
+        <w:ind w:left="720"/>
+      </w:pPr>
+      <w:r>
+        <w:rPr>
+          <w:lang w:val="zh_TW" w:bidi="zh_TW"/>
+        </w:rPr>
+      </w:r>
+      <w:r>
+        <w:rPr>
+          <w:lang w:val="zh_TW" w:bidi="zh_TW"/>
+        </w:rPr>
+        <w:t>提摩太後書4:19–22</w:t>
+      </w:r>
+    </w:p>
+    <w:p>
+      <w:pPr>
+        <w:pStyle w:val="ListBullet"/>
+        <w:spacing w:line="240" w:lineRule="auto"/>
+        <w:ind w:left="720"/>
+      </w:pPr>
+      <w:r>
+        <w:rPr>
+          <w:lang w:val="zh_TW" w:bidi="zh_TW"/>
+        </w:rPr>
+      </w:r>
+      <w:r>
+        <w:rPr>
+          <w:lang w:val="zh_TW" w:bidi="zh_TW"/>
+        </w:rPr>
+        <w:t>使徒行傳18:1</w:t>
+      </w:r>
     </w:p>
     <w:p>
       <w:pPr>
@@ -760,162 +736,120 @@
           <w:lang w:val="zh_TW" w:bidi="zh_TW"/>
         </w:rPr>
       </w:r>
-      <w:hyperlink r:id="rId17">
-        <w:r>
-          <w:rPr>
-            <w:lang w:val="zh_TW" w:bidi="zh_TW"/>
-          </w:rPr>
-          <w:rPr>
-            <w:color w:val="0000EE"/>
-            <w:u w:val="single"/>
-          </w:rPr>
-          <w:t>使徒行傳10:1</w:t>
-        </w:r>
-      </w:hyperlink>
-    </w:p>
-    <w:p>
-      <w:pPr>
-        <w:pStyle w:val="ListBullet"/>
-        <w:spacing w:line="240" w:lineRule="auto"/>
-        <w:ind w:left="720"/>
-      </w:pPr>
-      <w:r>
-        <w:rPr>
-          <w:lang w:val="zh_TW" w:bidi="zh_TW"/>
-        </w:rPr>
-      </w:r>
-      <w:hyperlink r:id="rId18">
-        <w:r>
-          <w:rPr>
-            <w:lang w:val="zh_TW" w:bidi="zh_TW"/>
-          </w:rPr>
-          <w:rPr>
-            <w:color w:val="0000EE"/>
-            <w:u w:val="single"/>
-          </w:rPr>
-          <w:t>使徒行傳10:8</w:t>
-        </w:r>
-      </w:hyperlink>
-    </w:p>
-    <w:p>
-      <w:pPr>
-        <w:pStyle w:val="ListBullet"/>
-        <w:spacing w:line="240" w:lineRule="auto"/>
-        <w:ind w:left="720"/>
-      </w:pPr>
-      <w:r>
-        <w:rPr>
-          <w:lang w:val="zh_TW" w:bidi="zh_TW"/>
-        </w:rPr>
-      </w:r>
-      <w:hyperlink r:id="rId19">
-        <w:r>
-          <w:rPr>
-            <w:lang w:val="zh_TW" w:bidi="zh_TW"/>
-          </w:rPr>
-          <w:rPr>
-            <w:color w:val="0000EE"/>
-            <w:u w:val="single"/>
-          </w:rPr>
-          <w:t>使徒行傳10:18</w:t>
-        </w:r>
-      </w:hyperlink>
-    </w:p>
-    <w:p>
-      <w:pPr>
-        <w:pStyle w:val="ListBullet"/>
-        <w:spacing w:line="240" w:lineRule="auto"/>
-        <w:ind w:left="720"/>
-      </w:pPr>
-      <w:r>
-        <w:rPr>
-          <w:lang w:val="zh_TW" w:bidi="zh_TW"/>
-        </w:rPr>
-      </w:r>
-      <w:hyperlink r:id="rId20">
-        <w:r>
-          <w:rPr>
-            <w:lang w:val="zh_TW" w:bidi="zh_TW"/>
-          </w:rPr>
-          <w:rPr>
-            <w:color w:val="0000EE"/>
-            <w:u w:val="single"/>
-          </w:rPr>
-          <w:t>使徒行傳10:22</w:t>
-        </w:r>
-      </w:hyperlink>
-    </w:p>
-    <w:p>
-      <w:pPr>
-        <w:pStyle w:val="ListBullet"/>
-        <w:spacing w:line="240" w:lineRule="auto"/>
-        <w:ind w:left="720"/>
-      </w:pPr>
-      <w:r>
-        <w:rPr>
-          <w:lang w:val="zh_TW" w:bidi="zh_TW"/>
-        </w:rPr>
-      </w:r>
-      <w:hyperlink r:id="rId21">
-        <w:r>
-          <w:rPr>
-            <w:lang w:val="zh_TW" w:bidi="zh_TW"/>
-          </w:rPr>
-          <w:rPr>
-            <w:color w:val="0000EE"/>
-            <w:u w:val="single"/>
-          </w:rPr>
-          <w:t>使徒行傳10:24</w:t>
-        </w:r>
-      </w:hyperlink>
-    </w:p>
-    <w:p>
-      <w:pPr>
-        <w:pStyle w:val="ListBullet"/>
-        <w:spacing w:line="240" w:lineRule="auto"/>
-        <w:ind w:left="720"/>
-      </w:pPr>
-      <w:r>
-        <w:rPr>
-          <w:lang w:val="zh_TW" w:bidi="zh_TW"/>
-        </w:rPr>
-      </w:r>
-      <w:hyperlink r:id="rId22">
-        <w:r>
-          <w:rPr>
-            <w:lang w:val="zh_TW" w:bidi="zh_TW"/>
-          </w:rPr>
-          <w:rPr>
-            <w:color w:val="0000EE"/>
-            <w:u w:val="single"/>
-          </w:rPr>
-          <w:t>使徒行傳10:26</w:t>
-        </w:r>
-      </w:hyperlink>
-    </w:p>
-    <w:p>
-      <w:pPr>
-        <w:pStyle w:val="ListBullet"/>
-        <w:spacing w:line="240" w:lineRule="auto"/>
-        <w:ind w:left="720"/>
-      </w:pPr>
-      <w:r>
-        <w:rPr>
-          <w:lang w:val="zh_TW" w:bidi="zh_TW"/>
-        </w:rPr>
-      </w:r>
-      <w:hyperlink r:id="rId23">
-        <w:r>
-          <w:rPr>
-            <w:lang w:val="zh_TW" w:bidi="zh_TW"/>
-          </w:rPr>
-          <w:rPr>
-            <w:color w:val="0000EE"/>
-            <w:u w:val="single"/>
-          </w:rPr>
-          <w:t>使徒行傳10:30</w:t>
-        </w:r>
-      </w:hyperlink>
+      <w:r>
+        <w:rPr>
+          <w:lang w:val="zh_TW" w:bidi="zh_TW"/>
+        </w:rPr>
+        <w:t>使徒行傳10:1</w:t>
+      </w:r>
+    </w:p>
+    <w:p>
+      <w:pPr>
+        <w:pStyle w:val="ListBullet"/>
+        <w:spacing w:line="240" w:lineRule="auto"/>
+        <w:ind w:left="720"/>
+      </w:pPr>
+      <w:r>
+        <w:rPr>
+          <w:lang w:val="zh_TW" w:bidi="zh_TW"/>
+        </w:rPr>
+      </w:r>
+      <w:r>
+        <w:rPr>
+          <w:lang w:val="zh_TW" w:bidi="zh_TW"/>
+        </w:rPr>
+        <w:t>使徒行傳10:8</w:t>
+      </w:r>
+    </w:p>
+    <w:p>
+      <w:pPr>
+        <w:pStyle w:val="ListBullet"/>
+        <w:spacing w:line="240" w:lineRule="auto"/>
+        <w:ind w:left="720"/>
+      </w:pPr>
+      <w:r>
+        <w:rPr>
+          <w:lang w:val="zh_TW" w:bidi="zh_TW"/>
+        </w:rPr>
+      </w:r>
+      <w:r>
+        <w:rPr>
+          <w:lang w:val="zh_TW" w:bidi="zh_TW"/>
+        </w:rPr>
+        <w:t>使徒行傳10:18</w:t>
+      </w:r>
+    </w:p>
+    <w:p>
+      <w:pPr>
+        <w:pStyle w:val="ListBullet"/>
+        <w:spacing w:line="240" w:lineRule="auto"/>
+        <w:ind w:left="720"/>
+      </w:pPr>
+      <w:r>
+        <w:rPr>
+          <w:lang w:val="zh_TW" w:bidi="zh_TW"/>
+        </w:rPr>
+      </w:r>
+      <w:r>
+        <w:rPr>
+          <w:lang w:val="zh_TW" w:bidi="zh_TW"/>
+        </w:rPr>
+        <w:t>使徒行傳10:22</w:t>
+      </w:r>
+    </w:p>
+    <w:p>
+      <w:pPr>
+        <w:pStyle w:val="ListBullet"/>
+        <w:spacing w:line="240" w:lineRule="auto"/>
+        <w:ind w:left="720"/>
+      </w:pPr>
+      <w:r>
+        <w:rPr>
+          <w:lang w:val="zh_TW" w:bidi="zh_TW"/>
+        </w:rPr>
+      </w:r>
+      <w:r>
+        <w:rPr>
+          <w:lang w:val="zh_TW" w:bidi="zh_TW"/>
+        </w:rPr>
+        <w:t>使徒行傳10:24</w:t>
+      </w:r>
+    </w:p>
+    <w:p>
+      <w:pPr>
+        <w:pStyle w:val="ListBullet"/>
+        <w:spacing w:line="240" w:lineRule="auto"/>
+        <w:ind w:left="720"/>
+      </w:pPr>
+      <w:r>
+        <w:rPr>
+          <w:lang w:val="zh_TW" w:bidi="zh_TW"/>
+        </w:rPr>
+      </w:r>
+      <w:r>
+        <w:rPr>
+          <w:lang w:val="zh_TW" w:bidi="zh_TW"/>
+        </w:rPr>
+        <w:t>使徒行傳10:26</w:t>
+      </w:r>
+    </w:p>
+    <w:p>
+      <w:pPr>
+        <w:pStyle w:val="ListBullet"/>
+        <w:spacing w:line="240" w:lineRule="auto"/>
+        <w:ind w:left="720"/>
+      </w:pPr>
+      <w:r>
+        <w:rPr>
+          <w:lang w:val="zh_TW" w:bidi="zh_TW"/>
+        </w:rPr>
+      </w:r>
+      <w:r>
+        <w:rPr>
+          <w:lang w:val="zh_TW" w:bidi="zh_TW"/>
+        </w:rPr>
+        <w:t>使徒行傳10:30</w:t>
+      </w:r>
     </w:p>
     <w:p>
       <w:pPr>
@@ -1374,450 +1308,336 @@
           <w:lang w:val="zh_TW" w:bidi="zh_TW"/>
         </w:rPr>
       </w:r>
-      <w:hyperlink r:id="rId24">
-        <w:r>
-          <w:rPr>
-            <w:lang w:val="zh_TW" w:bidi="zh_TW"/>
-          </w:rPr>
-          <w:rPr>
-            <w:color w:val="0000EE"/>
-            <w:u w:val="single"/>
-          </w:rPr>
-          <w:t>創世記17:11</w:t>
-        </w:r>
-      </w:hyperlink>
-    </w:p>
-    <w:p>
-      <w:pPr>
-        <w:pStyle w:val="ListBullet"/>
-        <w:spacing w:line="240" w:lineRule="auto"/>
-        <w:ind w:left="720"/>
-      </w:pPr>
-      <w:r>
-        <w:rPr>
-          <w:lang w:val="zh_TW" w:bidi="zh_TW"/>
-        </w:rPr>
-      </w:r>
-      <w:hyperlink r:id="rId25">
-        <w:r>
-          <w:rPr>
-            <w:lang w:val="zh_TW" w:bidi="zh_TW"/>
-          </w:rPr>
-          <w:rPr>
-            <w:color w:val="0000EE"/>
-            <w:u w:val="single"/>
-          </w:rPr>
-          <w:t>創世記17:14</w:t>
-        </w:r>
-      </w:hyperlink>
-    </w:p>
-    <w:p>
-      <w:pPr>
-        <w:pStyle w:val="ListBullet"/>
-        <w:spacing w:line="240" w:lineRule="auto"/>
-        <w:ind w:left="720"/>
-      </w:pPr>
-      <w:r>
-        <w:rPr>
-          <w:lang w:val="zh_TW" w:bidi="zh_TW"/>
-        </w:rPr>
-      </w:r>
-      <w:hyperlink r:id="rId26">
-        <w:r>
-          <w:rPr>
-            <w:lang w:val="zh_TW" w:bidi="zh_TW"/>
-          </w:rPr>
-          <w:rPr>
-            <w:color w:val="0000EE"/>
-            <w:u w:val="single"/>
-          </w:rPr>
-          <w:t>出埃及記12:48</w:t>
-        </w:r>
-      </w:hyperlink>
-    </w:p>
-    <w:p>
-      <w:pPr>
-        <w:pStyle w:val="ListBullet"/>
-        <w:spacing w:line="240" w:lineRule="auto"/>
-        <w:ind w:left="720"/>
-      </w:pPr>
-      <w:r>
-        <w:rPr>
-          <w:lang w:val="zh_TW" w:bidi="zh_TW"/>
-        </w:rPr>
-      </w:r>
-      <w:hyperlink r:id="rId27">
-        <w:r>
-          <w:rPr>
-            <w:lang w:val="zh_TW" w:bidi="zh_TW"/>
-          </w:rPr>
-          <w:rPr>
-            <w:color w:val="0000EE"/>
-            <w:u w:val="single"/>
-          </w:rPr>
-          <w:t>利未記26:41</w:t>
-        </w:r>
-      </w:hyperlink>
-    </w:p>
-    <w:p>
-      <w:pPr>
-        <w:pStyle w:val="ListBullet"/>
-        <w:spacing w:line="240" w:lineRule="auto"/>
-        <w:ind w:left="720"/>
-      </w:pPr>
-      <w:r>
-        <w:rPr>
-          <w:lang w:val="zh_TW" w:bidi="zh_TW"/>
-        </w:rPr>
-      </w:r>
-      <w:hyperlink r:id="rId28">
-        <w:r>
-          <w:rPr>
-            <w:lang w:val="zh_TW" w:bidi="zh_TW"/>
-          </w:rPr>
-          <w:rPr>
-            <w:color w:val="0000EE"/>
-            <w:u w:val="single"/>
-          </w:rPr>
-          <w:t>約書亞記5:3</w:t>
-        </w:r>
-      </w:hyperlink>
-    </w:p>
-    <w:p>
-      <w:pPr>
-        <w:pStyle w:val="ListBullet"/>
-        <w:spacing w:line="240" w:lineRule="auto"/>
-        <w:ind w:left="720"/>
-      </w:pPr>
-      <w:r>
-        <w:rPr>
-          <w:lang w:val="zh_TW" w:bidi="zh_TW"/>
-        </w:rPr>
-      </w:r>
-      <w:hyperlink r:id="rId29">
-        <w:r>
-          <w:rPr>
-            <w:lang w:val="zh_TW" w:bidi="zh_TW"/>
-          </w:rPr>
-          <w:rPr>
-            <w:color w:val="0000EE"/>
-            <w:u w:val="single"/>
-          </w:rPr>
-          <w:t>士師記15:18</w:t>
-        </w:r>
-      </w:hyperlink>
-    </w:p>
-    <w:p>
-      <w:pPr>
-        <w:pStyle w:val="ListBullet"/>
-        <w:spacing w:line="240" w:lineRule="auto"/>
-        <w:ind w:left="720"/>
-      </w:pPr>
-      <w:r>
-        <w:rPr>
-          <w:lang w:val="zh_TW" w:bidi="zh_TW"/>
-        </w:rPr>
-      </w:r>
-      <w:hyperlink r:id="rId30">
-        <w:r>
-          <w:rPr>
-            <w:lang w:val="zh_TW" w:bidi="zh_TW"/>
-          </w:rPr>
-          <w:rPr>
-            <w:color w:val="0000EE"/>
-            <w:u w:val="single"/>
-          </w:rPr>
-          <w:t>撒母耳記下1:20</w:t>
-        </w:r>
-      </w:hyperlink>
-    </w:p>
-    <w:p>
-      <w:pPr>
-        <w:pStyle w:val="ListBullet"/>
-        <w:spacing w:line="240" w:lineRule="auto"/>
-        <w:ind w:left="720"/>
-      </w:pPr>
-      <w:r>
-        <w:rPr>
-          <w:lang w:val="zh_TW" w:bidi="zh_TW"/>
-        </w:rPr>
-      </w:r>
-      <w:hyperlink r:id="rId31">
-        <w:r>
-          <w:rPr>
-            <w:lang w:val="zh_TW" w:bidi="zh_TW"/>
-          </w:rPr>
-          <w:rPr>
-            <w:color w:val="0000EE"/>
-            <w:u w:val="single"/>
-          </w:rPr>
-          <w:t>耶利米書9:26</w:t>
-        </w:r>
-      </w:hyperlink>
-    </w:p>
-    <w:p>
-      <w:pPr>
-        <w:pStyle w:val="ListBullet"/>
-        <w:spacing w:line="240" w:lineRule="auto"/>
-        <w:ind w:left="720"/>
-      </w:pPr>
-      <w:r>
-        <w:rPr>
-          <w:lang w:val="zh_TW" w:bidi="zh_TW"/>
-        </w:rPr>
-      </w:r>
-      <w:hyperlink r:id="rId32">
-        <w:r>
-          <w:rPr>
-            <w:lang w:val="zh_TW" w:bidi="zh_TW"/>
-          </w:rPr>
-          <w:rPr>
-            <w:color w:val="0000EE"/>
-            <w:u w:val="single"/>
-          </w:rPr>
-          <w:t>以西結書32:25</w:t>
-        </w:r>
-      </w:hyperlink>
-    </w:p>
-    <w:p>
-      <w:pPr>
-        <w:pStyle w:val="ListBullet"/>
-        <w:spacing w:line="240" w:lineRule="auto"/>
-        <w:ind w:left="720"/>
-      </w:pPr>
-      <w:r>
-        <w:rPr>
-          <w:lang w:val="zh_TW" w:bidi="zh_TW"/>
-        </w:rPr>
-      </w:r>
-      <w:hyperlink r:id="rId33">
-        <w:r>
-          <w:rPr>
-            <w:lang w:val="zh_TW" w:bidi="zh_TW"/>
-          </w:rPr>
-          <w:rPr>
-            <w:color w:val="0000EE"/>
-            <w:u w:val="single"/>
-          </w:rPr>
-          <w:t>使徒行傳10:44–45</w:t>
-        </w:r>
-      </w:hyperlink>
-    </w:p>
-    <w:p>
-      <w:pPr>
-        <w:pStyle w:val="ListBullet"/>
-        <w:spacing w:line="240" w:lineRule="auto"/>
-        <w:ind w:left="720"/>
-      </w:pPr>
-      <w:r>
-        <w:rPr>
-          <w:lang w:val="zh_TW" w:bidi="zh_TW"/>
-        </w:rPr>
-      </w:r>
-      <w:hyperlink r:id="rId34">
-        <w:r>
-          <w:rPr>
-            <w:lang w:val="zh_TW" w:bidi="zh_TW"/>
-          </w:rPr>
-          <w:rPr>
-            <w:color w:val="0000EE"/>
-            <w:u w:val="single"/>
-          </w:rPr>
-          <w:t>使徒行傳11:3</w:t>
-        </w:r>
-      </w:hyperlink>
-    </w:p>
-    <w:p>
-      <w:pPr>
-        <w:pStyle w:val="ListBullet"/>
-        <w:spacing w:line="240" w:lineRule="auto"/>
-        <w:ind w:left="720"/>
-      </w:pPr>
-      <w:r>
-        <w:rPr>
-          <w:lang w:val="zh_TW" w:bidi="zh_TW"/>
-        </w:rPr>
-      </w:r>
-      <w:hyperlink r:id="rId35">
-        <w:r>
-          <w:rPr>
-            <w:lang w:val="zh_TW" w:bidi="zh_TW"/>
-          </w:rPr>
-          <w:rPr>
-            <w:color w:val="0000EE"/>
-            <w:u w:val="single"/>
-          </w:rPr>
-          <w:t>使徒行傳15:1</w:t>
-        </w:r>
-      </w:hyperlink>
-    </w:p>
-    <w:p>
-      <w:pPr>
-        <w:pStyle w:val="ListBullet"/>
-        <w:spacing w:line="240" w:lineRule="auto"/>
-        <w:ind w:left="720"/>
-      </w:pPr>
-      <w:r>
-        <w:rPr>
-          <w:lang w:val="zh_TW" w:bidi="zh_TW"/>
-        </w:rPr>
-      </w:r>
-      <w:hyperlink r:id="rId34">
-        <w:r>
-          <w:rPr>
-            <w:lang w:val="zh_TW" w:bidi="zh_TW"/>
-          </w:rPr>
-          <w:rPr>
-            <w:color w:val="0000EE"/>
-            <w:u w:val="single"/>
-          </w:rPr>
-          <w:t>使徒行傳11:3</w:t>
-        </w:r>
-      </w:hyperlink>
-    </w:p>
-    <w:p>
-      <w:pPr>
-        <w:pStyle w:val="ListBullet"/>
-        <w:spacing w:line="240" w:lineRule="auto"/>
-        <w:ind w:left="720"/>
-      </w:pPr>
-      <w:r>
-        <w:rPr>
-          <w:lang w:val="zh_TW" w:bidi="zh_TW"/>
-        </w:rPr>
-      </w:r>
-      <w:hyperlink r:id="rId36">
-        <w:r>
-          <w:rPr>
-            <w:lang w:val="zh_TW" w:bidi="zh_TW"/>
-          </w:rPr>
-          <w:rPr>
-            <w:color w:val="0000EE"/>
-            <w:u w:val="single"/>
-          </w:rPr>
-          <w:t>羅馬書2:27</w:t>
-        </w:r>
-      </w:hyperlink>
-    </w:p>
-    <w:p>
-      <w:pPr>
-        <w:pStyle w:val="ListBullet"/>
-        <w:spacing w:line="240" w:lineRule="auto"/>
-        <w:ind w:left="720"/>
-      </w:pPr>
-      <w:r>
-        <w:rPr>
-          <w:lang w:val="zh_TW" w:bidi="zh_TW"/>
-        </w:rPr>
-      </w:r>
-      <w:hyperlink r:id="rId37">
-        <w:r>
-          <w:rPr>
-            <w:lang w:val="zh_TW" w:bidi="zh_TW"/>
-          </w:rPr>
-          <w:rPr>
-            <w:color w:val="0000EE"/>
-            <w:u w:val="single"/>
-          </w:rPr>
-          <w:t>加拉太書5:3</w:t>
-        </w:r>
-      </w:hyperlink>
-    </w:p>
-    <w:p>
-      <w:pPr>
-        <w:pStyle w:val="ListBullet"/>
-        <w:spacing w:line="240" w:lineRule="auto"/>
-        <w:ind w:left="720"/>
-      </w:pPr>
-      <w:r>
-        <w:rPr>
-          <w:lang w:val="zh_TW" w:bidi="zh_TW"/>
-        </w:rPr>
-      </w:r>
-      <w:hyperlink r:id="rId38">
-        <w:r>
-          <w:rPr>
-            <w:lang w:val="zh_TW" w:bidi="zh_TW"/>
-          </w:rPr>
-          <w:rPr>
-            <w:color w:val="0000EE"/>
-            <w:u w:val="single"/>
-          </w:rPr>
-          <w:t>以弗所書2:11</w:t>
-        </w:r>
-      </w:hyperlink>
-    </w:p>
-    <w:p>
-      <w:pPr>
-        <w:pStyle w:val="ListBullet"/>
-        <w:spacing w:line="240" w:lineRule="auto"/>
-        <w:ind w:left="720"/>
-      </w:pPr>
-      <w:r>
-        <w:rPr>
-          <w:lang w:val="zh_TW" w:bidi="zh_TW"/>
-        </w:rPr>
-      </w:r>
-      <w:hyperlink r:id="rId39">
-        <w:r>
-          <w:rPr>
-            <w:lang w:val="zh_TW" w:bidi="zh_TW"/>
-          </w:rPr>
-          <w:rPr>
-            <w:color w:val="0000EE"/>
-            <w:u w:val="single"/>
-          </w:rPr>
-          <w:t>腓立比書3:3</w:t>
-        </w:r>
-      </w:hyperlink>
-    </w:p>
-    <w:p>
-      <w:pPr>
-        <w:pStyle w:val="ListBullet"/>
-        <w:spacing w:line="240" w:lineRule="auto"/>
-        <w:ind w:left="720"/>
-      </w:pPr>
-      <w:r>
-        <w:rPr>
-          <w:lang w:val="zh_TW" w:bidi="zh_TW"/>
-        </w:rPr>
-      </w:r>
-      <w:hyperlink r:id="rId40">
-        <w:r>
-          <w:rPr>
-            <w:lang w:val="zh_TW" w:bidi="zh_TW"/>
-          </w:rPr>
-          <w:rPr>
-            <w:color w:val="0000EE"/>
-            <w:u w:val="single"/>
-          </w:rPr>
-          <w:t>歌羅西書2:11</w:t>
-        </w:r>
-      </w:hyperlink>
-    </w:p>
-    <w:p>
-      <w:pPr>
-        <w:pStyle w:val="ListBullet"/>
-        <w:spacing w:line="240" w:lineRule="auto"/>
-        <w:ind w:left="720"/>
-      </w:pPr>
-      <w:r>
-        <w:rPr>
-          <w:lang w:val="zh_TW" w:bidi="zh_TW"/>
-        </w:rPr>
-      </w:r>
-      <w:hyperlink r:id="rId41">
-        <w:r>
-          <w:rPr>
-            <w:lang w:val="zh_TW" w:bidi="zh_TW"/>
-          </w:rPr>
-          <w:rPr>
-            <w:color w:val="0000EE"/>
-            <w:u w:val="single"/>
-          </w:rPr>
-          <w:t>歌羅西書2:13</w:t>
-        </w:r>
-      </w:hyperlink>
+      <w:r>
+        <w:rPr>
+          <w:lang w:val="zh_TW" w:bidi="zh_TW"/>
+        </w:rPr>
+        <w:t>創世記17:11</w:t>
+      </w:r>
+    </w:p>
+    <w:p>
+      <w:pPr>
+        <w:pStyle w:val="ListBullet"/>
+        <w:spacing w:line="240" w:lineRule="auto"/>
+        <w:ind w:left="720"/>
+      </w:pPr>
+      <w:r>
+        <w:rPr>
+          <w:lang w:val="zh_TW" w:bidi="zh_TW"/>
+        </w:rPr>
+      </w:r>
+      <w:r>
+        <w:rPr>
+          <w:lang w:val="zh_TW" w:bidi="zh_TW"/>
+        </w:rPr>
+        <w:t>創世記17:14</w:t>
+      </w:r>
+    </w:p>
+    <w:p>
+      <w:pPr>
+        <w:pStyle w:val="ListBullet"/>
+        <w:spacing w:line="240" w:lineRule="auto"/>
+        <w:ind w:left="720"/>
+      </w:pPr>
+      <w:r>
+        <w:rPr>
+          <w:lang w:val="zh_TW" w:bidi="zh_TW"/>
+        </w:rPr>
+      </w:r>
+      <w:r>
+        <w:rPr>
+          <w:lang w:val="zh_TW" w:bidi="zh_TW"/>
+        </w:rPr>
+        <w:t>出埃及記12:48</w:t>
+      </w:r>
+    </w:p>
+    <w:p>
+      <w:pPr>
+        <w:pStyle w:val="ListBullet"/>
+        <w:spacing w:line="240" w:lineRule="auto"/>
+        <w:ind w:left="720"/>
+      </w:pPr>
+      <w:r>
+        <w:rPr>
+          <w:lang w:val="zh_TW" w:bidi="zh_TW"/>
+        </w:rPr>
+      </w:r>
+      <w:r>
+        <w:rPr>
+          <w:lang w:val="zh_TW" w:bidi="zh_TW"/>
+        </w:rPr>
+        <w:t>利未記26:41</w:t>
+      </w:r>
+    </w:p>
+    <w:p>
+      <w:pPr>
+        <w:pStyle w:val="ListBullet"/>
+        <w:spacing w:line="240" w:lineRule="auto"/>
+        <w:ind w:left="720"/>
+      </w:pPr>
+      <w:r>
+        <w:rPr>
+          <w:lang w:val="zh_TW" w:bidi="zh_TW"/>
+        </w:rPr>
+      </w:r>
+      <w:r>
+        <w:rPr>
+          <w:lang w:val="zh_TW" w:bidi="zh_TW"/>
+        </w:rPr>
+        <w:t>約書亞記5:3</w:t>
+      </w:r>
+    </w:p>
+    <w:p>
+      <w:pPr>
+        <w:pStyle w:val="ListBullet"/>
+        <w:spacing w:line="240" w:lineRule="auto"/>
+        <w:ind w:left="720"/>
+      </w:pPr>
+      <w:r>
+        <w:rPr>
+          <w:lang w:val="zh_TW" w:bidi="zh_TW"/>
+        </w:rPr>
+      </w:r>
+      <w:r>
+        <w:rPr>
+          <w:lang w:val="zh_TW" w:bidi="zh_TW"/>
+        </w:rPr>
+        <w:t>士師記15:18</w:t>
+      </w:r>
+    </w:p>
+    <w:p>
+      <w:pPr>
+        <w:pStyle w:val="ListBullet"/>
+        <w:spacing w:line="240" w:lineRule="auto"/>
+        <w:ind w:left="720"/>
+      </w:pPr>
+      <w:r>
+        <w:rPr>
+          <w:lang w:val="zh_TW" w:bidi="zh_TW"/>
+        </w:rPr>
+      </w:r>
+      <w:r>
+        <w:rPr>
+          <w:lang w:val="zh_TW" w:bidi="zh_TW"/>
+        </w:rPr>
+        <w:t>撒母耳記下1:20</w:t>
+      </w:r>
+    </w:p>
+    <w:p>
+      <w:pPr>
+        <w:pStyle w:val="ListBullet"/>
+        <w:spacing w:line="240" w:lineRule="auto"/>
+        <w:ind w:left="720"/>
+      </w:pPr>
+      <w:r>
+        <w:rPr>
+          <w:lang w:val="zh_TW" w:bidi="zh_TW"/>
+        </w:rPr>
+      </w:r>
+      <w:r>
+        <w:rPr>
+          <w:lang w:val="zh_TW" w:bidi="zh_TW"/>
+        </w:rPr>
+        <w:t>耶利米書9:26</w:t>
+      </w:r>
+    </w:p>
+    <w:p>
+      <w:pPr>
+        <w:pStyle w:val="ListBullet"/>
+        <w:spacing w:line="240" w:lineRule="auto"/>
+        <w:ind w:left="720"/>
+      </w:pPr>
+      <w:r>
+        <w:rPr>
+          <w:lang w:val="zh_TW" w:bidi="zh_TW"/>
+        </w:rPr>
+      </w:r>
+      <w:r>
+        <w:rPr>
+          <w:lang w:val="zh_TW" w:bidi="zh_TW"/>
+        </w:rPr>
+        <w:t>以西結書32:25</w:t>
+      </w:r>
+    </w:p>
+    <w:p>
+      <w:pPr>
+        <w:pStyle w:val="ListBullet"/>
+        <w:spacing w:line="240" w:lineRule="auto"/>
+        <w:ind w:left="720"/>
+      </w:pPr>
+      <w:r>
+        <w:rPr>
+          <w:lang w:val="zh_TW" w:bidi="zh_TW"/>
+        </w:rPr>
+      </w:r>
+      <w:r>
+        <w:rPr>
+          <w:lang w:val="zh_TW" w:bidi="zh_TW"/>
+        </w:rPr>
+        <w:t>使徒行傳10:44–45</w:t>
+      </w:r>
+    </w:p>
+    <w:p>
+      <w:pPr>
+        <w:pStyle w:val="ListBullet"/>
+        <w:spacing w:line="240" w:lineRule="auto"/>
+        <w:ind w:left="720"/>
+      </w:pPr>
+      <w:r>
+        <w:rPr>
+          <w:lang w:val="zh_TW" w:bidi="zh_TW"/>
+        </w:rPr>
+      </w:r>
+      <w:r>
+        <w:rPr>
+          <w:lang w:val="zh_TW" w:bidi="zh_TW"/>
+        </w:rPr>
+        <w:t>使徒行傳11:3</w:t>
+      </w:r>
+    </w:p>
+    <w:p>
+      <w:pPr>
+        <w:pStyle w:val="ListBullet"/>
+        <w:spacing w:line="240" w:lineRule="auto"/>
+        <w:ind w:left="720"/>
+      </w:pPr>
+      <w:r>
+        <w:rPr>
+          <w:lang w:val="zh_TW" w:bidi="zh_TW"/>
+        </w:rPr>
+      </w:r>
+      <w:r>
+        <w:rPr>
+          <w:lang w:val="zh_TW" w:bidi="zh_TW"/>
+        </w:rPr>
+        <w:t>使徒行傳15:1</w:t>
+      </w:r>
+    </w:p>
+    <w:p>
+      <w:pPr>
+        <w:pStyle w:val="ListBullet"/>
+        <w:spacing w:line="240" w:lineRule="auto"/>
+        <w:ind w:left="720"/>
+      </w:pPr>
+      <w:r>
+        <w:rPr>
+          <w:lang w:val="zh_TW" w:bidi="zh_TW"/>
+        </w:rPr>
+      </w:r>
+      <w:r>
+        <w:rPr>
+          <w:lang w:val="zh_TW" w:bidi="zh_TW"/>
+        </w:rPr>
+        <w:t>使徒行傳11:3</w:t>
+      </w:r>
+    </w:p>
+    <w:p>
+      <w:pPr>
+        <w:pStyle w:val="ListBullet"/>
+        <w:spacing w:line="240" w:lineRule="auto"/>
+        <w:ind w:left="720"/>
+      </w:pPr>
+      <w:r>
+        <w:rPr>
+          <w:lang w:val="zh_TW" w:bidi="zh_TW"/>
+        </w:rPr>
+      </w:r>
+      <w:r>
+        <w:rPr>
+          <w:lang w:val="zh_TW" w:bidi="zh_TW"/>
+        </w:rPr>
+        <w:t>羅馬書2:27</w:t>
+      </w:r>
+    </w:p>
+    <w:p>
+      <w:pPr>
+        <w:pStyle w:val="ListBullet"/>
+        <w:spacing w:line="240" w:lineRule="auto"/>
+        <w:ind w:left="720"/>
+      </w:pPr>
+      <w:r>
+        <w:rPr>
+          <w:lang w:val="zh_TW" w:bidi="zh_TW"/>
+        </w:rPr>
+      </w:r>
+      <w:r>
+        <w:rPr>
+          <w:lang w:val="zh_TW" w:bidi="zh_TW"/>
+        </w:rPr>
+        <w:t>加拉太書5:3</w:t>
+      </w:r>
+    </w:p>
+    <w:p>
+      <w:pPr>
+        <w:pStyle w:val="ListBullet"/>
+        <w:spacing w:line="240" w:lineRule="auto"/>
+        <w:ind w:left="720"/>
+      </w:pPr>
+      <w:r>
+        <w:rPr>
+          <w:lang w:val="zh_TW" w:bidi="zh_TW"/>
+        </w:rPr>
+      </w:r>
+      <w:r>
+        <w:rPr>
+          <w:lang w:val="zh_TW" w:bidi="zh_TW"/>
+        </w:rPr>
+        <w:t>以弗所書2:11</w:t>
+      </w:r>
+    </w:p>
+    <w:p>
+      <w:pPr>
+        <w:pStyle w:val="ListBullet"/>
+        <w:spacing w:line="240" w:lineRule="auto"/>
+        <w:ind w:left="720"/>
+      </w:pPr>
+      <w:r>
+        <w:rPr>
+          <w:lang w:val="zh_TW" w:bidi="zh_TW"/>
+        </w:rPr>
+      </w:r>
+      <w:r>
+        <w:rPr>
+          <w:lang w:val="zh_TW" w:bidi="zh_TW"/>
+        </w:rPr>
+        <w:t>腓立比書3:3</w:t>
+      </w:r>
+    </w:p>
+    <w:p>
+      <w:pPr>
+        <w:pStyle w:val="ListBullet"/>
+        <w:spacing w:line="240" w:lineRule="auto"/>
+        <w:ind w:left="720"/>
+      </w:pPr>
+      <w:r>
+        <w:rPr>
+          <w:lang w:val="zh_TW" w:bidi="zh_TW"/>
+        </w:rPr>
+      </w:r>
+      <w:r>
+        <w:rPr>
+          <w:lang w:val="zh_TW" w:bidi="zh_TW"/>
+        </w:rPr>
+        <w:t>歌羅西書2:11</w:t>
+      </w:r>
+    </w:p>
+    <w:p>
+      <w:pPr>
+        <w:pStyle w:val="ListBullet"/>
+        <w:spacing w:line="240" w:lineRule="auto"/>
+        <w:ind w:left="720"/>
+      </w:pPr>
+      <w:r>
+        <w:rPr>
+          <w:lang w:val="zh_TW" w:bidi="zh_TW"/>
+        </w:rPr>
+      </w:r>
+      <w:r>
+        <w:rPr>
+          <w:lang w:val="zh_TW" w:bidi="zh_TW"/>
+        </w:rPr>
+        <w:t>歌羅西書2:13</w:t>
+      </w:r>
     </w:p>
     <w:p>
       <w:pPr>
@@ -2134,90 +1954,66 @@
           <w:lang w:val="zh_TW" w:bidi="zh_TW"/>
         </w:rPr>
       </w:r>
-      <w:hyperlink r:id="rId42">
-        <w:r>
-          <w:rPr>
-            <w:lang w:val="zh_TW" w:bidi="zh_TW"/>
-          </w:rPr>
-          <w:rPr>
-            <w:color w:val="0000EE"/>
-            <w:u w:val="single"/>
-          </w:rPr>
-          <w:t>歷代志上20:4–5</w:t>
-        </w:r>
-      </w:hyperlink>
-    </w:p>
-    <w:p>
-      <w:pPr>
-        <w:pStyle w:val="ListBullet"/>
-        <w:spacing w:line="240" w:lineRule="auto"/>
-        <w:ind w:left="720"/>
-      </w:pPr>
-      <w:r>
-        <w:rPr>
-          <w:lang w:val="zh_TW" w:bidi="zh_TW"/>
-        </w:rPr>
-      </w:r>
-      <w:hyperlink r:id="rId43">
-        <w:r>
-          <w:rPr>
-            <w:lang w:val="zh_TW" w:bidi="zh_TW"/>
-          </w:rPr>
-          <w:rPr>
-            <w:color w:val="0000EE"/>
-            <w:u w:val="single"/>
-          </w:rPr>
-          <w:t>撒母耳記上17:4–5</w:t>
-        </w:r>
-      </w:hyperlink>
-    </w:p>
-    <w:p>
-      <w:pPr>
-        <w:pStyle w:val="ListBullet"/>
-        <w:spacing w:line="240" w:lineRule="auto"/>
-        <w:ind w:left="720"/>
-      </w:pPr>
-      <w:r>
-        <w:rPr>
-          <w:lang w:val="zh_TW" w:bidi="zh_TW"/>
-        </w:rPr>
-      </w:r>
-      <w:hyperlink r:id="rId44">
-        <w:r>
-          <w:rPr>
-            <w:lang w:val="zh_TW" w:bidi="zh_TW"/>
-          </w:rPr>
-          <w:rPr>
-            <w:color w:val="0000EE"/>
-            <w:u w:val="single"/>
-          </w:rPr>
-          <w:t>撒母耳記上21:8–9</w:t>
-        </w:r>
-      </w:hyperlink>
-    </w:p>
-    <w:p>
-      <w:pPr>
-        <w:pStyle w:val="ListBullet"/>
-        <w:spacing w:line="240" w:lineRule="auto"/>
-        <w:ind w:left="720"/>
-      </w:pPr>
-      <w:r>
-        <w:rPr>
-          <w:lang w:val="zh_TW" w:bidi="zh_TW"/>
-        </w:rPr>
-      </w:r>
-      <w:hyperlink r:id="rId45">
-        <w:r>
-          <w:rPr>
-            <w:lang w:val="zh_TW" w:bidi="zh_TW"/>
-          </w:rPr>
-          <w:rPr>
-            <w:color w:val="0000EE"/>
-            <w:u w:val="single"/>
-          </w:rPr>
-          <w:t>撒母耳記上22:9–10</w:t>
-        </w:r>
-      </w:hyperlink>
+      <w:r>
+        <w:rPr>
+          <w:lang w:val="zh_TW" w:bidi="zh_TW"/>
+        </w:rPr>
+        <w:t>歷代志上20:4–5</w:t>
+      </w:r>
+    </w:p>
+    <w:p>
+      <w:pPr>
+        <w:pStyle w:val="ListBullet"/>
+        <w:spacing w:line="240" w:lineRule="auto"/>
+        <w:ind w:left="720"/>
+      </w:pPr>
+      <w:r>
+        <w:rPr>
+          <w:lang w:val="zh_TW" w:bidi="zh_TW"/>
+        </w:rPr>
+      </w:r>
+      <w:r>
+        <w:rPr>
+          <w:lang w:val="zh_TW" w:bidi="zh_TW"/>
+        </w:rPr>
+        <w:t>撒母耳記上17:4–5</w:t>
+      </w:r>
+    </w:p>
+    <w:p>
+      <w:pPr>
+        <w:pStyle w:val="ListBullet"/>
+        <w:spacing w:line="240" w:lineRule="auto"/>
+        <w:ind w:left="720"/>
+      </w:pPr>
+      <w:r>
+        <w:rPr>
+          <w:lang w:val="zh_TW" w:bidi="zh_TW"/>
+        </w:rPr>
+      </w:r>
+      <w:r>
+        <w:rPr>
+          <w:lang w:val="zh_TW" w:bidi="zh_TW"/>
+        </w:rPr>
+        <w:t>撒母耳記上21:8–9</w:t>
+      </w:r>
+    </w:p>
+    <w:p>
+      <w:pPr>
+        <w:pStyle w:val="ListBullet"/>
+        <w:spacing w:line="240" w:lineRule="auto"/>
+        <w:ind w:left="720"/>
+      </w:pPr>
+      <w:r>
+        <w:rPr>
+          <w:lang w:val="zh_TW" w:bidi="zh_TW"/>
+        </w:rPr>
+      </w:r>
+      <w:r>
+        <w:rPr>
+          <w:lang w:val="zh_TW" w:bidi="zh_TW"/>
+        </w:rPr>
+        <w:t>撒母耳記上22:9–10</w:t>
+      </w:r>
     </w:p>
     <w:p>
       <w:pPr>
@@ -2471,18 +2267,12 @@
           <w:lang w:val="zh_TW" w:bidi="zh_TW"/>
         </w:rPr>
       </w:r>
-      <w:hyperlink r:id="rId46">
-        <w:r>
-          <w:rPr>
-            <w:lang w:val="zh_TW" w:bidi="zh_TW"/>
-          </w:rPr>
-          <w:rPr>
-            <w:color w:val="0000EE"/>
-            <w:u w:val="single"/>
-          </w:rPr>
-          <w:t>歌羅西書1:3</w:t>
-        </w:r>
-      </w:hyperlink>
+      <w:r>
+        <w:rPr>
+          <w:lang w:val="zh_TW" w:bidi="zh_TW"/>
+        </w:rPr>
+        <w:t>歌羅西書1:3</w:t>
+      </w:r>
     </w:p>
     <w:p>
       <w:pPr>
@@ -2724,138 +2514,96 @@
           <w:lang w:val="zh_TW" w:bidi="zh_TW"/>
         </w:rPr>
       </w:r>
-      <w:hyperlink r:id="rId47">
-        <w:r>
-          <w:rPr>
-            <w:lang w:val="zh_TW" w:bidi="zh_TW"/>
-          </w:rPr>
-          <w:rPr>
-            <w:color w:val="0000EE"/>
-            <w:u w:val="single"/>
-          </w:rPr>
-          <w:t>出埃及記8:22–24</w:t>
-        </w:r>
-      </w:hyperlink>
-    </w:p>
-    <w:p>
-      <w:pPr>
-        <w:pStyle w:val="ListBullet"/>
-        <w:spacing w:line="240" w:lineRule="auto"/>
-        <w:ind w:left="720"/>
-      </w:pPr>
-      <w:r>
-        <w:rPr>
-          <w:lang w:val="zh_TW" w:bidi="zh_TW"/>
-        </w:rPr>
-      </w:r>
-      <w:hyperlink r:id="rId48">
-        <w:r>
-          <w:rPr>
-            <w:lang w:val="zh_TW" w:bidi="zh_TW"/>
-          </w:rPr>
-          <w:rPr>
-            <w:color w:val="0000EE"/>
-            <w:u w:val="single"/>
-          </w:rPr>
-          <w:t>創世記45:11</w:t>
-        </w:r>
-      </w:hyperlink>
-    </w:p>
-    <w:p>
-      <w:pPr>
-        <w:pStyle w:val="ListBullet"/>
-        <w:spacing w:line="240" w:lineRule="auto"/>
-        <w:ind w:left="720"/>
-      </w:pPr>
-      <w:r>
-        <w:rPr>
-          <w:lang w:val="zh_TW" w:bidi="zh_TW"/>
-        </w:rPr>
-      </w:r>
-      <w:hyperlink r:id="rId49">
-        <w:r>
-          <w:rPr>
-            <w:lang w:val="zh_TW" w:bidi="zh_TW"/>
-          </w:rPr>
-          <w:rPr>
-            <w:color w:val="0000EE"/>
-            <w:u w:val="single"/>
-          </w:rPr>
-          <w:t>創世記47:2</w:t>
-        </w:r>
-      </w:hyperlink>
-    </w:p>
-    <w:p>
-      <w:pPr>
-        <w:pStyle w:val="ListBullet"/>
-        <w:spacing w:line="240" w:lineRule="auto"/>
-        <w:ind w:left="720"/>
-      </w:pPr>
-      <w:r>
-        <w:rPr>
-          <w:lang w:val="zh_TW" w:bidi="zh_TW"/>
-        </w:rPr>
-      </w:r>
-      <w:hyperlink r:id="rId50">
-        <w:r>
-          <w:rPr>
-            <w:lang w:val="zh_TW" w:bidi="zh_TW"/>
-          </w:rPr>
-          <w:rPr>
-            <w:color w:val="0000EE"/>
-            <w:u w:val="single"/>
-          </w:rPr>
-          <w:t>創世</w:t>
-        </w:r>
-      </w:hyperlink>
-      <w:hyperlink r:id="rId49">
-        <w:r>
-          <w:rPr>
-            <w:lang w:val="zh_TW" w:bidi="zh_TW"/>
-          </w:rPr>
-          <w:rPr>
-            <w:color w:val="0000EE"/>
-            <w:u w:val="single"/>
-          </w:rPr>
-          <w:t>記</w:t>
-        </w:r>
-      </w:hyperlink>
-      <w:hyperlink r:id="rId50">
-        <w:r>
-          <w:rPr>
-            <w:lang w:val="zh_TW" w:bidi="zh_TW"/>
-          </w:rPr>
-          <w:rPr>
-            <w:color w:val="0000EE"/>
-            <w:u w:val="single"/>
-          </w:rPr>
-          <w:t>50:7–9</w:t>
-        </w:r>
-      </w:hyperlink>
-    </w:p>
-    <w:p>
-      <w:pPr>
-        <w:pStyle w:val="ListBullet"/>
-        <w:spacing w:line="240" w:lineRule="auto"/>
-        <w:ind w:left="720"/>
-      </w:pPr>
-      <w:r>
-        <w:rPr>
-          <w:lang w:val="zh_TW" w:bidi="zh_TW"/>
-        </w:rPr>
-      </w:r>
-      <w:hyperlink r:id="rId51">
-        <w:r>
-          <w:rPr>
-            <w:lang w:val="zh_TW" w:bidi="zh_TW"/>
-          </w:rPr>
-          <w:rPr>
-            <w:color w:val="0000EE"/>
-            <w:u w:val="single"/>
-          </w:rPr>
-          <w:t>約書亞記10:40–41</w:t>
-        </w:r>
-      </w:hyperlink>
+      <w:r>
+        <w:rPr>
+          <w:lang w:val="zh_TW" w:bidi="zh_TW"/>
+        </w:rPr>
+        <w:t>出埃及記8:22–24</w:t>
+      </w:r>
+    </w:p>
+    <w:p>
+      <w:pPr>
+        <w:pStyle w:val="ListBullet"/>
+        <w:spacing w:line="240" w:lineRule="auto"/>
+        <w:ind w:left="720"/>
+      </w:pPr>
+      <w:r>
+        <w:rPr>
+          <w:lang w:val="zh_TW" w:bidi="zh_TW"/>
+        </w:rPr>
+      </w:r>
+      <w:r>
+        <w:rPr>
+          <w:lang w:val="zh_TW" w:bidi="zh_TW"/>
+        </w:rPr>
+        <w:t>創世記45:11</w:t>
+      </w:r>
+    </w:p>
+    <w:p>
+      <w:pPr>
+        <w:pStyle w:val="ListBullet"/>
+        <w:spacing w:line="240" w:lineRule="auto"/>
+        <w:ind w:left="720"/>
+      </w:pPr>
+      <w:r>
+        <w:rPr>
+          <w:lang w:val="zh_TW" w:bidi="zh_TW"/>
+        </w:rPr>
+      </w:r>
+      <w:r>
+        <w:rPr>
+          <w:lang w:val="zh_TW" w:bidi="zh_TW"/>
+        </w:rPr>
+        <w:t>創世記47:2</w:t>
+      </w:r>
+    </w:p>
+    <w:p>
+      <w:pPr>
+        <w:pStyle w:val="ListBullet"/>
+        <w:spacing w:line="240" w:lineRule="auto"/>
+        <w:ind w:left="720"/>
+      </w:pPr>
+      <w:r>
+        <w:rPr>
+          <w:lang w:val="zh_TW" w:bidi="zh_TW"/>
+        </w:rPr>
+      </w:r>
+      <w:r>
+        <w:rPr>
+          <w:lang w:val="zh_TW" w:bidi="zh_TW"/>
+        </w:rPr>
+        <w:t>創世</w:t>
+      </w:r>
+      <w:r>
+        <w:rPr>
+          <w:lang w:val="zh_TW" w:bidi="zh_TW"/>
+        </w:rPr>
+        <w:t>記</w:t>
+      </w:r>
+      <w:r>
+        <w:rPr>
+          <w:lang w:val="zh_TW" w:bidi="zh_TW"/>
+        </w:rPr>
+        <w:t>50:7–9</w:t>
+      </w:r>
+    </w:p>
+    <w:p>
+      <w:pPr>
+        <w:pStyle w:val="ListBullet"/>
+        <w:spacing w:line="240" w:lineRule="auto"/>
+        <w:ind w:left="720"/>
+      </w:pPr>
+      <w:r>
+        <w:rPr>
+          <w:lang w:val="zh_TW" w:bidi="zh_TW"/>
+        </w:rPr>
+      </w:r>
+      <w:r>
+        <w:rPr>
+          <w:lang w:val="zh_TW" w:bidi="zh_TW"/>
+        </w:rPr>
+        <w:t>約書亞記10:40–41</w:t>
+      </w:r>
     </w:p>
     <w:p>
       <w:pPr>
@@ -3157,114 +2905,84 @@
           <w:lang w:val="zh_TW" w:bidi="zh_TW"/>
         </w:rPr>
       </w:r>
-      <w:hyperlink r:id="rId52">
-        <w:r>
-          <w:rPr>
-            <w:lang w:val="zh_TW" w:bidi="zh_TW"/>
-          </w:rPr>
-          <w:rPr>
-            <w:color w:val="0000EE"/>
-            <w:u w:val="single"/>
-          </w:rPr>
-          <w:t>創世記8:9</w:t>
-        </w:r>
-      </w:hyperlink>
-    </w:p>
-    <w:p>
-      <w:pPr>
-        <w:pStyle w:val="ListBullet"/>
-        <w:spacing w:line="240" w:lineRule="auto"/>
-        <w:ind w:left="720"/>
-      </w:pPr>
-      <w:r>
-        <w:rPr>
-          <w:lang w:val="zh_TW" w:bidi="zh_TW"/>
-        </w:rPr>
-      </w:r>
-      <w:hyperlink r:id="rId53">
-        <w:r>
-          <w:rPr>
-            <w:lang w:val="zh_TW" w:bidi="zh_TW"/>
-          </w:rPr>
-          <w:rPr>
-            <w:color w:val="0000EE"/>
-            <w:u w:val="single"/>
-          </w:rPr>
-          <w:t>路加福音2:22–24</w:t>
-        </w:r>
-      </w:hyperlink>
-    </w:p>
-    <w:p>
-      <w:pPr>
-        <w:pStyle w:val="ListBullet"/>
-        <w:spacing w:line="240" w:lineRule="auto"/>
-        <w:ind w:left="720"/>
-      </w:pPr>
-      <w:r>
-        <w:rPr>
-          <w:lang w:val="zh_TW" w:bidi="zh_TW"/>
-        </w:rPr>
-      </w:r>
-      <w:hyperlink r:id="rId54">
-        <w:r>
-          <w:rPr>
-            <w:lang w:val="zh_TW" w:bidi="zh_TW"/>
-          </w:rPr>
-          <w:rPr>
-            <w:color w:val="0000EE"/>
-            <w:u w:val="single"/>
-          </w:rPr>
-          <w:t>馬可福音1:10</w:t>
-        </w:r>
-      </w:hyperlink>
-    </w:p>
-    <w:p>
-      <w:pPr>
-        <w:pStyle w:val="ListBullet"/>
-        <w:spacing w:line="240" w:lineRule="auto"/>
-        <w:ind w:left="720"/>
-      </w:pPr>
-      <w:r>
-        <w:rPr>
-          <w:lang w:val="zh_TW" w:bidi="zh_TW"/>
-        </w:rPr>
-      </w:r>
-      <w:hyperlink r:id="rId55">
-        <w:r>
-          <w:rPr>
-            <w:lang w:val="zh_TW" w:bidi="zh_TW"/>
-          </w:rPr>
-          <w:rPr>
-            <w:color w:val="0000EE"/>
-            <w:u w:val="single"/>
-          </w:rPr>
-          <w:t>馬太福音3:16</w:t>
-        </w:r>
-      </w:hyperlink>
-    </w:p>
-    <w:p>
-      <w:pPr>
-        <w:pStyle w:val="ListBullet"/>
-        <w:spacing w:line="240" w:lineRule="auto"/>
-        <w:ind w:left="720"/>
-      </w:pPr>
-      <w:r>
-        <w:rPr>
-          <w:lang w:val="zh_TW" w:bidi="zh_TW"/>
-        </w:rPr>
-      </w:r>
-      <w:hyperlink r:id="rId56">
-        <w:r>
-          <w:rPr>
-            <w:lang w:val="zh_TW" w:bidi="zh_TW"/>
-          </w:rPr>
-          <w:rPr>
-            <w:color w:val="0000EE"/>
-            <w:u w:val="single"/>
-          </w:rPr>
-          <w:t>馬太福音21:12–14</w:t>
-        </w:r>
-      </w:hyperlink>
+      <w:r>
+        <w:rPr>
+          <w:lang w:val="zh_TW" w:bidi="zh_TW"/>
+        </w:rPr>
+        <w:t>創世記8:9</w:t>
+      </w:r>
+    </w:p>
+    <w:p>
+      <w:pPr>
+        <w:pStyle w:val="ListBullet"/>
+        <w:spacing w:line="240" w:lineRule="auto"/>
+        <w:ind w:left="720"/>
+      </w:pPr>
+      <w:r>
+        <w:rPr>
+          <w:lang w:val="zh_TW" w:bidi="zh_TW"/>
+        </w:rPr>
+      </w:r>
+      <w:r>
+        <w:rPr>
+          <w:lang w:val="zh_TW" w:bidi="zh_TW"/>
+        </w:rPr>
+        <w:t>路加福音2:22–24</w:t>
+      </w:r>
+    </w:p>
+    <w:p>
+      <w:pPr>
+        <w:pStyle w:val="ListBullet"/>
+        <w:spacing w:line="240" w:lineRule="auto"/>
+        <w:ind w:left="720"/>
+      </w:pPr>
+      <w:r>
+        <w:rPr>
+          <w:lang w:val="zh_TW" w:bidi="zh_TW"/>
+        </w:rPr>
+      </w:r>
+      <w:r>
+        <w:rPr>
+          <w:lang w:val="zh_TW" w:bidi="zh_TW"/>
+        </w:rPr>
+        <w:t>馬可福音1:10</w:t>
+      </w:r>
+    </w:p>
+    <w:p>
+      <w:pPr>
+        <w:pStyle w:val="ListBullet"/>
+        <w:spacing w:line="240" w:lineRule="auto"/>
+        <w:ind w:left="720"/>
+      </w:pPr>
+      <w:r>
+        <w:rPr>
+          <w:lang w:val="zh_TW" w:bidi="zh_TW"/>
+        </w:rPr>
+      </w:r>
+      <w:r>
+        <w:rPr>
+          <w:lang w:val="zh_TW" w:bidi="zh_TW"/>
+        </w:rPr>
+        <w:t>馬太福音3:16</w:t>
+      </w:r>
+    </w:p>
+    <w:p>
+      <w:pPr>
+        <w:pStyle w:val="ListBullet"/>
+        <w:spacing w:line="240" w:lineRule="auto"/>
+        <w:ind w:left="720"/>
+      </w:pPr>
+      <w:r>
+        <w:rPr>
+          <w:lang w:val="zh_TW" w:bidi="zh_TW"/>
+        </w:rPr>
+      </w:r>
+      <w:r>
+        <w:rPr>
+          <w:lang w:val="zh_TW" w:bidi="zh_TW"/>
+        </w:rPr>
+        <w:t>馬太福音21:12–14</w:t>
+      </w:r>
     </w:p>
     <w:p>
       <w:pPr>
@@ -3488,114 +3206,84 @@
           <w:lang w:val="zh_TW" w:bidi="zh_TW"/>
         </w:rPr>
       </w:r>
-      <w:hyperlink r:id="rId57">
-        <w:r>
-          <w:rPr>
-            <w:lang w:val="zh_TW" w:bidi="zh_TW"/>
-          </w:rPr>
-          <w:rPr>
-            <w:color w:val="0000EE"/>
-            <w:u w:val="single"/>
-          </w:rPr>
-          <w:t>歷代志上1:14</w:t>
-        </w:r>
-      </w:hyperlink>
-    </w:p>
-    <w:p>
-      <w:pPr>
-        <w:pStyle w:val="ListBullet"/>
-        <w:spacing w:line="240" w:lineRule="auto"/>
-        <w:ind w:left="720"/>
-      </w:pPr>
-      <w:r>
-        <w:rPr>
-          <w:lang w:val="zh_TW" w:bidi="zh_TW"/>
-        </w:rPr>
-      </w:r>
-      <w:hyperlink r:id="rId58">
-        <w:r>
-          <w:rPr>
-            <w:lang w:val="zh_TW" w:bidi="zh_TW"/>
-          </w:rPr>
-          <w:rPr>
-            <w:color w:val="0000EE"/>
-            <w:u w:val="single"/>
-          </w:rPr>
-          <w:t>申命記7:1</w:t>
-        </w:r>
-      </w:hyperlink>
-    </w:p>
-    <w:p>
-      <w:pPr>
-        <w:pStyle w:val="ListBullet"/>
-        <w:spacing w:line="240" w:lineRule="auto"/>
-        <w:ind w:left="720"/>
-      </w:pPr>
-      <w:r>
-        <w:rPr>
-          <w:lang w:val="zh_TW" w:bidi="zh_TW"/>
-        </w:rPr>
-      </w:r>
-      <w:hyperlink r:id="rId59">
-        <w:r>
-          <w:rPr>
-            <w:lang w:val="zh_TW" w:bidi="zh_TW"/>
-          </w:rPr>
-          <w:rPr>
-            <w:color w:val="0000EE"/>
-            <w:u w:val="single"/>
-          </w:rPr>
-          <w:t>創世記10:16</w:t>
-        </w:r>
-      </w:hyperlink>
-    </w:p>
-    <w:p>
-      <w:pPr>
-        <w:pStyle w:val="ListBullet"/>
-        <w:spacing w:line="240" w:lineRule="auto"/>
-        <w:ind w:left="720"/>
-      </w:pPr>
-      <w:r>
-        <w:rPr>
-          <w:lang w:val="zh_TW" w:bidi="zh_TW"/>
-        </w:rPr>
-      </w:r>
-      <w:hyperlink r:id="rId60">
-        <w:r>
-          <w:rPr>
-            <w:lang w:val="zh_TW" w:bidi="zh_TW"/>
-          </w:rPr>
-          <w:rPr>
-            <w:color w:val="0000EE"/>
-            <w:u w:val="single"/>
-          </w:rPr>
-          <w:t>約書亞記3:9–11</w:t>
-        </w:r>
-      </w:hyperlink>
-    </w:p>
-    <w:p>
-      <w:pPr>
-        <w:pStyle w:val="ListBullet"/>
-        <w:spacing w:line="240" w:lineRule="auto"/>
-        <w:ind w:left="720"/>
-      </w:pPr>
-      <w:r>
-        <w:rPr>
-          <w:lang w:val="zh_TW" w:bidi="zh_TW"/>
-        </w:rPr>
-      </w:r>
-      <w:hyperlink r:id="rId61">
-        <w:r>
-          <w:rPr>
-            <w:lang w:val="zh_TW" w:bidi="zh_TW"/>
-          </w:rPr>
-          <w:rPr>
-            <w:color w:val="0000EE"/>
-            <w:u w:val="single"/>
-          </w:rPr>
-          <w:t>約書亞記24:11–12</w:t>
-        </w:r>
-      </w:hyperlink>
+      <w:r>
+        <w:rPr>
+          <w:lang w:val="zh_TW" w:bidi="zh_TW"/>
+        </w:rPr>
+        <w:t>歷代志上1:14</w:t>
+      </w:r>
+    </w:p>
+    <w:p>
+      <w:pPr>
+        <w:pStyle w:val="ListBullet"/>
+        <w:spacing w:line="240" w:lineRule="auto"/>
+        <w:ind w:left="720"/>
+      </w:pPr>
+      <w:r>
+        <w:rPr>
+          <w:lang w:val="zh_TW" w:bidi="zh_TW"/>
+        </w:rPr>
+      </w:r>
+      <w:r>
+        <w:rPr>
+          <w:lang w:val="zh_TW" w:bidi="zh_TW"/>
+        </w:rPr>
+        <w:t>申命記7:1</w:t>
+      </w:r>
+    </w:p>
+    <w:p>
+      <w:pPr>
+        <w:pStyle w:val="ListBullet"/>
+        <w:spacing w:line="240" w:lineRule="auto"/>
+        <w:ind w:left="720"/>
+      </w:pPr>
+      <w:r>
+        <w:rPr>
+          <w:lang w:val="zh_TW" w:bidi="zh_TW"/>
+        </w:rPr>
+      </w:r>
+      <w:r>
+        <w:rPr>
+          <w:lang w:val="zh_TW" w:bidi="zh_TW"/>
+        </w:rPr>
+        <w:t>創世記10:16</w:t>
+      </w:r>
+    </w:p>
+    <w:p>
+      <w:pPr>
+        <w:pStyle w:val="ListBullet"/>
+        <w:spacing w:line="240" w:lineRule="auto"/>
+        <w:ind w:left="720"/>
+      </w:pPr>
+      <w:r>
+        <w:rPr>
+          <w:lang w:val="zh_TW" w:bidi="zh_TW"/>
+        </w:rPr>
+      </w:r>
+      <w:r>
+        <w:rPr>
+          <w:lang w:val="zh_TW" w:bidi="zh_TW"/>
+        </w:rPr>
+        <w:t>約書亞記3:9–11</w:t>
+      </w:r>
+    </w:p>
+    <w:p>
+      <w:pPr>
+        <w:pStyle w:val="ListBullet"/>
+        <w:spacing w:line="240" w:lineRule="auto"/>
+        <w:ind w:left="720"/>
+      </w:pPr>
+      <w:r>
+        <w:rPr>
+          <w:lang w:val="zh_TW" w:bidi="zh_TW"/>
+        </w:rPr>
+      </w:r>
+      <w:r>
+        <w:rPr>
+          <w:lang w:val="zh_TW" w:bidi="zh_TW"/>
+        </w:rPr>
+        <w:t>約書亞記24:11–12</w:t>
+      </w:r>
     </w:p>
     <w:p>
       <w:pPr>
@@ -3813,66 +3501,48 @@
           <w:lang w:val="zh_TW" w:bidi="zh_TW"/>
         </w:rPr>
       </w:r>
-      <w:hyperlink r:id="rId62">
-        <w:r>
-          <w:rPr>
-            <w:lang w:val="zh_TW" w:bidi="zh_TW"/>
-          </w:rPr>
-          <w:rPr>
-            <w:color w:val="0000EE"/>
-            <w:u w:val="single"/>
-          </w:rPr>
-          <w:t>約翰福音19:17</w:t>
-        </w:r>
-      </w:hyperlink>
-    </w:p>
-    <w:p>
-      <w:pPr>
-        <w:pStyle w:val="ListBullet"/>
-        <w:spacing w:line="240" w:lineRule="auto"/>
-        <w:ind w:left="720"/>
-      </w:pPr>
-      <w:r>
-        <w:rPr>
-          <w:lang w:val="zh_TW" w:bidi="zh_TW"/>
-        </w:rPr>
-      </w:r>
-      <w:hyperlink r:id="rId63">
-        <w:r>
-          <w:rPr>
-            <w:lang w:val="zh_TW" w:bidi="zh_TW"/>
-          </w:rPr>
-          <w:rPr>
-            <w:color w:val="0000EE"/>
-            <w:u w:val="single"/>
-          </w:rPr>
-          <w:t>馬可福音15:22</w:t>
-        </w:r>
-      </w:hyperlink>
-    </w:p>
-    <w:p>
-      <w:pPr>
-        <w:pStyle w:val="ListBullet"/>
-        <w:spacing w:line="240" w:lineRule="auto"/>
-        <w:ind w:left="720"/>
-      </w:pPr>
-      <w:r>
-        <w:rPr>
-          <w:lang w:val="zh_TW" w:bidi="zh_TW"/>
-        </w:rPr>
-      </w:r>
-      <w:hyperlink r:id="rId64">
-        <w:r>
-          <w:rPr>
-            <w:lang w:val="zh_TW" w:bidi="zh_TW"/>
-          </w:rPr>
-          <w:rPr>
-            <w:color w:val="0000EE"/>
-            <w:u w:val="single"/>
-          </w:rPr>
-          <w:t>馬太福音27:33</w:t>
-        </w:r>
-      </w:hyperlink>
+      <w:r>
+        <w:rPr>
+          <w:lang w:val="zh_TW" w:bidi="zh_TW"/>
+        </w:rPr>
+        <w:t>約翰福音19:17</w:t>
+      </w:r>
+    </w:p>
+    <w:p>
+      <w:pPr>
+        <w:pStyle w:val="ListBullet"/>
+        <w:spacing w:line="240" w:lineRule="auto"/>
+        <w:ind w:left="720"/>
+      </w:pPr>
+      <w:r>
+        <w:rPr>
+          <w:lang w:val="zh_TW" w:bidi="zh_TW"/>
+        </w:rPr>
+      </w:r>
+      <w:r>
+        <w:rPr>
+          <w:lang w:val="zh_TW" w:bidi="zh_TW"/>
+        </w:rPr>
+        <w:t>馬可福音15:22</w:t>
+      </w:r>
+    </w:p>
+    <w:p>
+      <w:pPr>
+        <w:pStyle w:val="ListBullet"/>
+        <w:spacing w:line="240" w:lineRule="auto"/>
+        <w:ind w:left="720"/>
+      </w:pPr>
+      <w:r>
+        <w:rPr>
+          <w:lang w:val="zh_TW" w:bidi="zh_TW"/>
+        </w:rPr>
+      </w:r>
+      <w:r>
+        <w:rPr>
+          <w:lang w:val="zh_TW" w:bidi="zh_TW"/>
+        </w:rPr>
+        <w:t>馬太福音27:33</w:t>
+      </w:r>
     </w:p>
     <w:p>
       <w:pPr>

--- a/zht/docx/051.content.docx
+++ b/zht/docx/051.content.docx
@@ -2868,19 +2868,7 @@
         <w:rPr>
           <w:lang w:val="zh_TW" w:bidi="zh_TW"/>
         </w:rPr>
-        <w:t>，</w:t>
-      </w:r>
-      <w:r>
-        <w:rPr>
-          <w:lang w:val="zh_TW" w:bidi="zh_TW"/>
-        </w:rPr>
-        <w:t>純潔</w:t>
-      </w:r>
-      <w:r>
-        <w:rPr>
-          <w:lang w:val="zh_TW" w:bidi="zh_TW"/>
-        </w:rPr>
-        <w:t>）</w:t>
+        <w:t>，純潔）</w:t>
       </w:r>
     </w:p>
     <w:p>
